--- a/projects/paper-wista-r-efficiency/_book/Effiziente-Analyse-Forschungsdaten-R.docx
+++ b/projects/paper-wista-r-efficiency/_book/Effiziente-Analyse-Forschungsdaten-R.docx
@@ -4,35 +4,251 @@
   <w:body>
     <w:p>
       <w:pPr>
-        <w:pStyle w:val="Title"/>
-      </w:pPr>
-      <w:r>
-        <w:t xml:space="preserve">Effiziente Analyse großer Forschungsdaten mithilfe von R</w:t>
-      </w:r>
-    </w:p>
-    <w:p>
-      <w:pPr>
-        <w:pStyle w:val="Author"/>
-      </w:pPr>
-      <w:r>
+        <w:pStyle w:val="FirstParagraph"/>
+      </w:pPr>
+      <w:r>
+        <w:rPr>
+          <w:rStyle w:val="Author-Name"/>
+          <w:b/>
+          <w:bCs/>
+        </w:rPr>
         <w:t xml:space="preserve">Oliver Hauke</w:t>
       </w:r>
     </w:p>
     <w:p>
       <w:pPr>
-        <w:pStyle w:val="Author"/>
-      </w:pPr>
-      <w:r>
+        <w:pStyle w:val="BodyText"/>
+      </w:pPr>
+      <w:r>
+        <w:rPr>
+          <w:rStyle w:val="Author-Bio"/>
+        </w:rPr>
+        <w:t xml:space="preserve">ist Mathematiker und IT-Referent im Kompetenzzentrum „Analyse und Auswertung” des Statistischen Bundesamtes. Er betreut die technischen Infrastruktur des Forschungsdatenzentrums des Statistischen Bundesamtes und berät – insbesondere das Netzwerk empirische Steuerforschung – in der effizienten Nutzung der Systeme.</w:t>
+      </w:r>
+    </w:p>
+    <w:p>
+      <w:pPr>
+        <w:pStyle w:val="BodyText"/>
+      </w:pPr>
+      <w:r>
+        <w:rPr>
+          <w:rStyle w:val="Author-Name"/>
+          <w:b/>
+          <w:bCs/>
+        </w:rPr>
         <w:t xml:space="preserve">Annette Kristiansen</w:t>
       </w:r>
     </w:p>
     <w:p>
       <w:pPr>
-        <w:pStyle w:val="Date"/>
-      </w:pPr>
-      <w:r>
-        <w:t xml:space="preserve">2025-11-23</w:t>
-      </w:r>
+        <w:pStyle w:val="BodyText"/>
+      </w:pPr>
+      <w:r>
+        <w:rPr>
+          <w:rStyle w:val="Author-Bio"/>
+        </w:rPr>
+        <w:t xml:space="preserve">ist Ökonomin und Referentin im Referaten</w:t>
+      </w:r>
+      <w:r>
+        <w:rPr>
+          <w:rStyle w:val="Author-Bio"/>
+        </w:rPr>
+        <w:t xml:space="preserve"> </w:t>
+      </w:r>
+      <w:r>
+        <w:rPr>
+          <w:rStyle w:val="Author-Bio"/>
+        </w:rPr>
+        <w:t xml:space="preserve">“Unternehmenssteuern”</w:t>
+      </w:r>
+      <w:r>
+        <w:rPr>
+          <w:rStyle w:val="Author-Bio"/>
+        </w:rPr>
+        <w:t xml:space="preserve"> </w:t>
+      </w:r>
+      <w:r>
+        <w:rPr>
+          <w:rStyle w:val="Author-Bio"/>
+        </w:rPr>
+        <w:t xml:space="preserve">und</w:t>
+      </w:r>
+      <w:r>
+        <w:rPr>
+          <w:rStyle w:val="Author-Bio"/>
+        </w:rPr>
+        <w:t xml:space="preserve"> </w:t>
+      </w:r>
+      <w:r>
+        <w:rPr>
+          <w:rStyle w:val="Author-Bio"/>
+        </w:rPr>
+        <w:t xml:space="preserve">“Umsatzsteuer”</w:t>
+      </w:r>
+      <w:r>
+        <w:rPr>
+          <w:rStyle w:val="Author-Bio"/>
+        </w:rPr>
+        <w:t xml:space="preserve"> </w:t>
+      </w:r>
+      <w:r>
+        <w:rPr>
+          <w:rStyle w:val="Author-Bio"/>
+        </w:rPr>
+        <w:t xml:space="preserve">des Statistischen Bundesamtes. Sie beschäftigt sich mit der Zusammenführung der Steuerstatistiken und betreut das Netzwerk empirische Steuerforschung.</w:t>
+      </w:r>
+      <w:r>
+        <w:rPr>
+          <w:rStyle w:val="Author-Bio"/>
+        </w:rPr>
+        <w:t xml:space="preserve"> </w:t>
+      </w:r>
+      <w:r>
+        <w:rPr>
+          <w:rStyle w:val="Author-Bio"/>
+        </w:rPr>
+        <w:t xml:space="preserve">Für ihre externe Promotion an der Universität Bremen untersucht sie die technologische Vielfalt multinationaler Unternehmen.</w:t>
+      </w:r>
+    </w:p>
+    <w:p>
+      <w:pPr>
+        <w:pStyle w:val="BodyText"/>
+      </w:pPr>
+      <w:r>
+        <w:rPr>
+          <w:rStyle w:val="Title"/>
+        </w:rPr>
+        <w:t xml:space="preserve">EFFIZIENTE ANALYSE GROSSER FORSCHUNGSDATEN MITHILFE VON R</w:t>
+      </w:r>
+    </w:p>
+    <w:p>
+      <w:r>
+        <w:pict>
+          <v:rect style="width:0;height:1.5pt" o:hralign="center" o:hrstd="t" o:hr="t"/>
+        </w:pict>
+      </w:r>
+    </w:p>
+    <w:p>
+      <w:pPr>
+        <w:pStyle w:val="FirstParagraph"/>
+      </w:pPr>
+      <w:r>
+        <w:rPr>
+          <w:b/>
+          <w:bCs/>
+        </w:rPr>
+        <w:t xml:space="preserve">Oliver Hauke, Annette Kristiansen</w:t>
+      </w:r>
+    </w:p>
+    <w:p>
+      <w:r>
+        <w:pict>
+          <v:rect style="width:0;height:1.5pt" o:hralign="center" o:hrstd="t" o:hr="t"/>
+        </w:pict>
+      </w:r>
+    </w:p>
+    <w:p>
+      <w:pPr>
+        <w:pStyle w:val="FirstParagraph"/>
+      </w:pPr>
+      <w:r>
+        <w:rPr>
+          <w:rStyle w:val="Keywords-Label"/>
+          <w:b/>
+          <w:bCs/>
+        </w:rPr>
+        <w:t xml:space="preserve">Schlüsselwörter:</w:t>
+      </w:r>
+      <w:r>
+        <w:t xml:space="preserve"> </w:t>
+      </w:r>
+      <w:r>
+        <w:t xml:space="preserve">Effiziente Analysen, R-Programmierung, Forschungsdaten, Unternehmenssteuerstatistik, Business-Tax-Panel, Netzwerk empirische Steuerforschung</w:t>
+      </w:r>
+    </w:p>
+    <w:p>
+      <w:pPr>
+        <w:pStyle w:val="BodyText"/>
+      </w:pPr>
+      <w:r>
+        <w:rPr>
+          <w:b/>
+          <w:bCs/>
+        </w:rPr>
+        <w:t xml:space="preserve">ZUSAMMENFASSUNG</w:t>
+      </w:r>
+    </w:p>
+    <w:p>
+      <w:pPr>
+        <w:pStyle w:val="BodyText"/>
+      </w:pPr>
+      <w:r>
+        <w:rPr>
+          <w:rStyle w:val="Abstract"/>
+        </w:rPr>
+        <w:t xml:space="preserve">Das Forschungsdatenzentrum des Statistischen Bundesamtes baut seine technische Infrastruktur gezielt aus, um der Wissenschaft erweiterte Analysemöglichkeiten amtlicher Daten bereitzustellen. Seit November 2025 steht Forschenden exklusiver Zugang zu diesen erweiterten Systemressourcen in R und Stata zur Verfügung. R-basierte Tools – insbesondere Apache Arrow, Parquet und DuckDB – ermöglichen es, gängige Analysen großer Forschungsdatensätze in Echtzeit auszuführen. Am Beispiel des Business-Tax-Panel (2013 bis 2019) werden die erzielbaren Effizienzgewinne bei der Auswertung umfangreicher steuerstatistischer Daten im Rahmen des Netzwerks empirische Steuerforschung demonstriert.</w:t>
+      </w:r>
+    </w:p>
+    <w:p>
+      <w:pPr>
+        <w:pStyle w:val="BodyText"/>
+      </w:pPr>
+      <w:r>
+        <w:rPr>
+          <w:rStyle w:val="Keywords-Label"/>
+          <w:i/>
+          <w:iCs/>
+        </w:rPr>
+        <w:t xml:space="preserve">Keywords:</w:t>
+      </w:r>
+      <w:r>
+        <w:t xml:space="preserve"> </w:t>
+      </w:r>
+      <w:r>
+        <w:rPr>
+          <w:i/>
+          <w:iCs/>
+        </w:rPr>
+        <w:t xml:space="preserve">Efficient analysis – R programming – research data – corporate tax statistics – Business Tax Panel – empirical tax research network</w:t>
+      </w:r>
+    </w:p>
+    <w:p>
+      <w:pPr>
+        <w:pStyle w:val="BodyText"/>
+      </w:pPr>
+      <w:r>
+        <w:rPr>
+          <w:rStyle w:val="Abstract-Title"/>
+          <w:b/>
+          <w:bCs/>
+          <w:i/>
+          <w:iCs/>
+        </w:rPr>
+        <w:t xml:space="preserve">ABSTRACT</w:t>
+      </w:r>
+    </w:p>
+    <w:p>
+      <w:pPr>
+        <w:pStyle w:val="BodyText"/>
+      </w:pPr>
+      <w:r>
+        <w:rPr>
+          <w:rStyle w:val="Abstract"/>
+          <w:i/>
+          <w:iCs/>
+        </w:rPr>
+        <w:t xml:space="preserve">The Research Data Centre at the Federal Statistical Office is strategically expanding its technical infrastructure to provide researchers with enhanced analytical capabilities for official data. Since November 2025, researchers have had exclusive access to these extended system resources in R and Stata. R-based tools – particularly Apache Arrow, Parquet, and DuckDB – enable real-time analysis of large research datasets. Using the Business Tax Panel (2013–2019), this paper demonstrates the achievable efficiency gains in analysing large-scale tax statistics within the empirical tax research network.</w:t>
+      </w:r>
+    </w:p>
+    <w:p>
+      <w:pPr>
+        <w:sectPr>
+          <w:type w:val="nextPage"/>
+          <w:pgSz w:w="11906" w:h="16838"/>
+          <w:pgMar w:top="1418" w:right="1134" w:bottom="1418" w:left="1134" w:header="709" w:footer="709" w:gutter="0"/>
+          <w:cols w:num="1" w:space="708"/>
+        </w:sectPr>
+      </w:pPr>
     </w:p>
     <w:bookmarkStart w:id="23" w:name="sec-einleitung"/>
     <w:p>
@@ -532,19 +748,18 @@
               <w:pStyle w:val="ImageCaption"/>
             </w:pPr>
             <w:r>
-              <w:t xml:space="preserve">Tabelle 1: &lt;U+00DC&gt;bersicht &lt;U+00FC&gt;ber die Dimensionen des Business-Tax-Panel</w:t>
+              <w:t xml:space="preserve">Tabelle 1: Übersicht über die Dimensionen des Business-Tax-Panel</w:t>
             </w:r>
           </w:p>
           <w:tbl>
             <w:tblPr>
               <w:tblStyle w:val="Table"/>
-              <w:tblW w:type="pct" w:w="5000"/>
-              <w:tblLayout w:type="fixed"/>
+              <w:tblW w:type="auto" w:w="0"/>
               <w:tblLook w:firstRow="1" w:lastRow="0" w:firstColumn="0" w:lastColumn="0" w:noHBand="0" w:noVBand="0" w:val="0020"/>
             </w:tblPr>
             <w:tblGrid>
-              <w:gridCol w:w="3190"/>
-              <w:gridCol w:w="4730"/>
+              <w:gridCol w:w="3960"/>
+              <w:gridCol w:w="3960"/>
             </w:tblGrid>
             <w:tr>
               <w:trPr>
@@ -600,7 +815,7 @@
                     <w:jc w:val="center"/>
                   </w:pPr>
                   <w:r>
-                    <w:t xml:space="preserve">2013-2019 (j&lt;U+00E4&gt;hrliche Erweiterung)</w:t>
+                    <w:t xml:space="preserve">2013-2019 (jährliche Erweiterung)</w:t>
                   </w:r>
                 </w:p>
               </w:tc>
@@ -712,7 +927,7 @@
                     <w:jc w:val="center"/>
                   </w:pPr>
                   <w:r>
-                    <w:t xml:space="preserve">Sekund&lt;U+00E4&gt;rerhebung (Finanzverwaltung)</w:t>
+                    <w:t xml:space="preserve">Sekundärerhebung (Finanzverwaltung)</w:t>
                   </w:r>
                 </w:p>
               </w:tc>
@@ -2387,7 +2602,7 @@
             <w:r>
               <w:drawing>
                 <wp:inline>
-                  <wp:extent cx="5334000" cy="2667000"/>
+                  <wp:extent cx="6108700" cy="3054350"/>
                   <wp:effectExtent b="0" l="0" r="0" t="0"/>
                   <wp:docPr descr="" title="" id="38" name="Picture"/>
                   <a:graphic>
@@ -2408,7 +2623,7 @@
                         <pic:spPr bwMode="auto">
                           <a:xfrm>
                             <a:off x="0" y="0"/>
-                            <a:ext cx="5334000" cy="2667000"/>
+                            <a:ext cx="6108700" cy="3054350"/>
                           </a:xfrm>
                           <a:prstGeom prst="rect">
                             <a:avLst/>
@@ -3497,7 +3712,7 @@
               <w:pStyle w:val="ImageCaption"/>
             </w:pPr>
             <w:r>
-              <w:t xml:space="preserve">Tabelle 2: Vergleich verschiedener Datenformate f&lt;U+00FC&gt;r die BTP-Analyse</w:t>
+              <w:t xml:space="preserve">Tabelle 2: Vergleich verschiedener Datenformate für die BTP-Analyse</w:t>
             </w:r>
           </w:p>
           <w:tbl>
@@ -3508,12 +3723,12 @@
               <w:tblLook w:firstRow="1" w:lastRow="0" w:firstColumn="0" w:lastColumn="0" w:noHBand="0" w:noVBand="0" w:val="0020"/>
             </w:tblPr>
             <w:tblGrid>
-              <w:gridCol w:w="1610"/>
-              <w:gridCol w:w="1342"/>
-              <w:gridCol w:w="1610"/>
-              <w:gridCol w:w="805"/>
-              <w:gridCol w:w="1073"/>
-              <w:gridCol w:w="1476"/>
+              <w:gridCol w:w="1920"/>
+              <w:gridCol w:w="480"/>
+              <w:gridCol w:w="1920"/>
+              <w:gridCol w:w="960"/>
+              <w:gridCol w:w="1280"/>
+              <w:gridCol w:w="1360"/>
             </w:tblGrid>
             <w:tr>
               <w:trPr>
@@ -3541,7 +3756,7 @@
                     <w:jc w:val="center"/>
                   </w:pPr>
                   <w:r>
-                    <w:t xml:space="preserve">Gr&lt;U+00F6&gt;&lt;U+00DF&gt;e</w:t>
+                    <w:t xml:space="preserve">Größe</w:t>
                   </w:r>
                 </w:p>
               </w:tc>
@@ -3593,7 +3808,7 @@
                     <w:jc w:val="center"/>
                   </w:pPr>
                   <w:r>
-                    <w:t xml:space="preserve">Kompatibilit&lt;U+00E4&gt;t</w:t>
+                    <w:t xml:space="preserve">Kompatibilität</w:t>
                   </w:r>
                 </w:p>
               </w:tc>
@@ -5971,7 +6186,7 @@
             <w:r>
               <w:drawing>
                 <wp:inline>
-                  <wp:extent cx="5334000" cy="2667000"/>
+                  <wp:extent cx="6108700" cy="3054350"/>
                   <wp:effectExtent b="0" l="0" r="0" t="0"/>
                   <wp:docPr descr="" title="" id="55" name="Picture"/>
                   <a:graphic>
@@ -5992,7 +6207,7 @@
                         <pic:spPr bwMode="auto">
                           <a:xfrm>
                             <a:off x="0" y="0"/>
-                            <a:ext cx="5334000" cy="2667000"/>
+                            <a:ext cx="6108700" cy="3054350"/>
                           </a:xfrm>
                           <a:prstGeom prst="rect">
                             <a:avLst/>
@@ -6064,7 +6279,7 @@
               <w:pStyle w:val="ImageCaption"/>
             </w:pPr>
             <w:r>
-              <w:t xml:space="preserve">Tabelle 3: Ausf&lt;U+00FC&gt;hrungszeiten f&lt;U+00FC&gt;r Szenario A: Einfache Aggregation (in Sekunden)</w:t>
+              <w:t xml:space="preserve">Tabelle 3: Ausführungszeiten für Szenario A: Einfache Aggregation (in Sekunden)</w:t>
             </w:r>
           </w:p>
           <w:tbl>
@@ -6602,7 +6817,7 @@
             <w:r>
               <w:drawing>
                 <wp:inline>
-                  <wp:extent cx="5334000" cy="3200400"/>
+                  <wp:extent cx="6108700" cy="3665220"/>
                   <wp:effectExtent b="0" l="0" r="0" t="0"/>
                   <wp:docPr descr="" title="" id="61" name="Picture"/>
                   <a:graphic>
@@ -6623,7 +6838,7 @@
                         <pic:spPr bwMode="auto">
                           <a:xfrm>
                             <a:off x="0" y="0"/>
-                            <a:ext cx="5334000" cy="3200400"/>
+                            <a:ext cx="6108700" cy="3665220"/>
                           </a:xfrm>
                           <a:prstGeom prst="rect">
                             <a:avLst/>
@@ -6711,7 +6926,7 @@
             <w:r>
               <w:drawing>
                 <wp:inline>
-                  <wp:extent cx="5334000" cy="2667000"/>
+                  <wp:extent cx="6108700" cy="3054350"/>
                   <wp:effectExtent b="0" l="0" r="0" t="0"/>
                   <wp:docPr descr="" title="" id="66" name="Picture"/>
                   <a:graphic>
@@ -6732,7 +6947,7 @@
                         <pic:spPr bwMode="auto">
                           <a:xfrm>
                             <a:off x="0" y="0"/>
-                            <a:ext cx="5334000" cy="2667000"/>
+                            <a:ext cx="6108700" cy="3054350"/>
                           </a:xfrm>
                           <a:prstGeom prst="rect">
                             <a:avLst/>
@@ -7360,7 +7575,7 @@
             <w:r>
               <w:drawing>
                 <wp:inline>
-                  <wp:extent cx="5334000" cy="2667000"/>
+                  <wp:extent cx="6108700" cy="3054350"/>
                   <wp:effectExtent b="0" l="0" r="0" t="0"/>
                   <wp:docPr descr="" title="" id="73" name="Picture"/>
                   <a:graphic>
@@ -7381,7 +7596,7 @@
                         <pic:spPr bwMode="auto">
                           <a:xfrm>
                             <a:off x="0" y="0"/>
-                            <a:ext cx="5334000" cy="2667000"/>
+                            <a:ext cx="6108700" cy="3054350"/>
                           </a:xfrm>
                           <a:prstGeom prst="rect">
                             <a:avLst/>
@@ -7482,10 +7697,10 @@
               <w:tblLook w:firstRow="1" w:lastRow="0" w:firstColumn="0" w:lastColumn="0" w:noHBand="0" w:noVBand="0" w:val="0020"/>
             </w:tblPr>
             <w:tblGrid>
-              <w:gridCol w:w="2924"/>
-              <w:gridCol w:w="974"/>
-              <w:gridCol w:w="1096"/>
-              <w:gridCol w:w="2924"/>
+              <w:gridCol w:w="2640"/>
+              <w:gridCol w:w="1030"/>
+              <w:gridCol w:w="1159"/>
+              <w:gridCol w:w="3090"/>
             </w:tblGrid>
             <w:tr>
               <w:trPr>
@@ -7539,7 +7754,7 @@
                     <w:jc w:val="center"/>
                   </w:pPr>
                   <w:r>
-                    <w:t xml:space="preserve">Begr&lt;U+00FC&gt;ndung</w:t>
+                    <w:t xml:space="preserve">Begründung</w:t>
                   </w:r>
                 </w:p>
               </w:tc>
@@ -7554,7 +7769,7 @@
                     <w:jc w:val="center"/>
                   </w:pPr>
                   <w:r>
-                    <w:t xml:space="preserve">Kleine Datens&lt;U+00E4&gt;tze (&lt;1M Zeilen)</w:t>
+                    <w:t xml:space="preserve">Kleine Datensätze (&lt;1M Zeilen)</w:t>
                   </w:r>
                 </w:p>
               </w:tc>
@@ -7608,7 +7823,7 @@
                     <w:jc w:val="center"/>
                   </w:pPr>
                   <w:r>
-                    <w:t xml:space="preserve">Explorative Analyse, h&lt;U+00E4&gt;ufige Iterationen</w:t>
+                    <w:t xml:space="preserve">Explorative Analyse, häufige Iterationen</w:t>
                   </w:r>
                 </w:p>
               </w:tc>
@@ -7662,7 +7877,7 @@
                     <w:jc w:val="center"/>
                   </w:pPr>
                   <w:r>
-                    <w:t xml:space="preserve">Gro&lt;U+00DF&gt;e Aggregationen (&gt;5M Zeilen)</w:t>
+                    <w:t xml:space="preserve">Große Aggregationen (&gt;5M Zeilen)</w:t>
                   </w:r>
                 </w:p>
               </w:tc>
@@ -7863,7 +8078,7 @@
                     <w:jc w:val="center"/>
                   </w:pPr>
                   <w:r>
-                    <w:t xml:space="preserve">Out-of-core Verarbeitung m&lt;U+00F6&gt;glich</w:t>
+                    <w:t xml:space="preserve">Out-of-core Verarbeitung möglich</w:t>
                   </w:r>
                 </w:p>
               </w:tc>
@@ -8996,9 +9211,15 @@
     <w:bookmarkEnd w:id="89"/>
     <w:bookmarkEnd w:id="90"/>
     <w:sectPr>
+      <w:headerReference r:id="rId9" w:type="default"/>
+      <w:footerReference r:id="rId10" w:type="default"/>
       <w:footnotePr>
         <w:numRestart w:val="eachSect"/>
       </w:footnotePr>
+      <w:pgSz w:h="16838" w:orient="portrait" w:w="11906"/>
+      <w:pgMar w:bottom="1418" w:footer="709" w:gutter="0" w:header="709" w:left="1134" w:right="1134" w:top="1418"/>
+      <w:cols w:num="2" w:space="340"/>
+      <w:docGrid w:linePitch="360"/>
     </w:sectPr>
   </w:body>
 </w:document>
@@ -9008,6 +9229,63 @@
 <w:comments xmlns:w="http://schemas.openxmlformats.org/wordprocessingml/2006/main" xmlns:m="http://schemas.openxmlformats.org/officeDocument/2006/math" xmlns:r="http://schemas.openxmlformats.org/officeDocument/2006/relationships" xmlns:o="urn:schemas-microsoft-com:office:office" xmlns:v="urn:schemas-microsoft-com:vml" xmlns:w10="urn:schemas-microsoft-com:office:word" xmlns:a="http://schemas.openxmlformats.org/drawingml/2006/main" xmlns:pic="http://schemas.openxmlformats.org/drawingml/2006/picture" xmlns:wp="http://schemas.openxmlformats.org/drawingml/2006/wordprocessingDrawing"/>
 </file>
 
+<file path=word/footer1.xml><?xml version="1.0" encoding="utf-8"?>
+<w:ftr xmlns:w="http://schemas.openxmlformats.org/wordprocessingml/2006/main" xmlns:r="http://schemas.openxmlformats.org/officeDocument/2006/relationships">
+  <w:p>
+    <w:pPr>
+      <w:pStyle w:val="Footer"/>
+      <w:tabs>
+        <w:tab w:val="center" w:pos="4680"/>
+        <w:tab w:val="right" w:pos="9360"/>
+      </w:tabs>
+    </w:pPr>
+    <w:r>
+      <w:rPr>
+        <w:sz w:val="18"/>
+      </w:rPr>
+      <w:fldChar w:fldCharType="begin"/>
+    </w:r>
+    <w:r>
+      <w:rPr>
+        <w:sz w:val="18"/>
+      </w:rPr>
+      <w:instrText xml:space="preserve"> PAGE </w:instrText>
+    </w:r>
+    <w:r>
+      <w:rPr>
+        <w:sz w:val="18"/>
+      </w:rPr>
+      <w:fldChar w:fldCharType="end"/>
+    </w:r>
+    <w:r>
+      <w:tab/>
+    </w:r>
+    <w:r>
+      <w:tab/>
+    </w:r>
+    <w:r>
+      <w:rPr>
+        <w:sz w:val="18"/>
+      </w:rPr>
+      <w:t>Statistisches Bundesamt | WISTA | </w:t>
+    </w:r>
+    <w:r>
+      <w:rPr>
+        <w:color w:val="417DB4"/>
+        <w:sz w:val="18"/>
+      </w:rPr>
+      <w:t>6</w:t>
+    </w:r>
+    <w:r>
+      <w:rPr>
+        <w:sz w:val="18"/>
+      </w:rPr>
+      <w:t> | 2025</w:t>
+    </w:r>
+  </w:p>
+</w:ftr>
+</file>
+
 <file path=word/footnotes.xml><?xml version="1.0" encoding="utf-8"?>
 <w:footnotes xmlns:w="http://schemas.openxmlformats.org/wordprocessingml/2006/main" xmlns:m="http://schemas.openxmlformats.org/officeDocument/2006/math" xmlns:r="http://schemas.openxmlformats.org/officeDocument/2006/relationships" xmlns:o="urn:schemas-microsoft-com:office:office" xmlns:v="urn:schemas-microsoft-com:vml" xmlns:w10="urn:schemas-microsoft-com:office:word" xmlns:a="http://schemas.openxmlformats.org/drawingml/2006/main" xmlns:pic="http://schemas.openxmlformats.org/drawingml/2006/picture" xmlns:wp="http://schemas.openxmlformats.org/drawingml/2006/wordprocessingDrawing">
   <w:footnote w:type="continuationSeparator" w:id="0">
@@ -9025,6 +9303,43 @@
     </w:p>
   </w:footnote>
 </w:footnotes>
+</file>
+
+<file path=word/header1.xml><?xml version="1.0" encoding="utf-8"?>
+<w:hdr xmlns:w="http://schemas.openxmlformats.org/wordprocessingml/2006/main" xmlns:r="http://schemas.openxmlformats.org/officeDocument/2006/relationships">
+  <w:p>
+    <w:pPr>
+      <w:pStyle w:val="Header"/>
+      <w:tabs>
+        <w:tab w:val="center" w:pos="4680"/>
+        <w:tab w:val="right" w:pos="9360"/>
+      </w:tabs>
+      <w:pBdr>
+        <w:bottom w:val="single" w:sz="8" w:space="1" w:color="417DB4"/>
+      </w:pBdr>
+    </w:pPr>
+    <w:r>
+      <w:rPr>
+        <w:i/>
+        <w:sz w:val="18"/>
+      </w:rPr>
+      <w:t>Oliver Hauke, Annette Kristiansen</w:t>
+    </w:r>
+    <w:r>
+      <w:tab/>
+    </w:r>
+    <w:r>
+      <w:tab/>
+    </w:r>
+    <w:r>
+      <w:rPr>
+        <w:i/>
+        <w:sz w:val="18"/>
+      </w:rPr>
+      <w:t>Effiziente Analyse großer Forschungsdaten</w:t>
+    </w:r>
+  </w:p>
+</w:hdr>
 </file>
 
 <file path=word/numbering.xml><?xml version="1.0" encoding="utf-8"?>
@@ -9743,14 +10058,14 @@
     <w:rPrDefault>
       <w:rPr>
         <w:rFonts w:asciiTheme="minorHAnsi" w:cstheme="minorBidi" w:eastAsiaTheme="minorHAnsi" w:hAnsiTheme="minorHAnsi"/>
-        <w:sz w:val="24"/>
-        <w:szCs w:val="24"/>
+        <w:sz w:val="20"/>
+        <w:szCs w:val="20"/>
         <w:lang w:bidi="ar-SA" w:eastAsia="en-US" w:val="de"/>
       </w:rPr>
     </w:rPrDefault>
     <w:pPrDefault>
       <w:pPr>
-        <w:spacing w:after="200"/>
+        <w:spacing w:after="120"/>
       </w:pPr>
     </w:pPrDefault>
   </w:docDefaults>
@@ -9797,8 +10112,8 @@
     </w:pPr>
     <w:rPr>
       <w:rFonts w:asciiTheme="majorHAnsi" w:cstheme="majorBidi" w:eastAsiaTheme="majorEastAsia" w:hAnsiTheme="majorHAnsi"/>
-      <w:sz w:val="56"/>
-      <w:szCs w:val="56"/>
+      <w:sz w:val="28"/>
+      <w:szCs w:val="32"/>
     </w:rPr>
   </w:style>
   <w:style w:customStyle="1" w:styleId="TitleChar" w:type="character">
@@ -9809,8 +10124,8 @@
     <w:rsid w:val="00A10FD9"/>
     <w:rPr>
       <w:rFonts w:asciiTheme="majorHAnsi" w:cstheme="majorBidi" w:eastAsiaTheme="majorEastAsia" w:hAnsiTheme="majorHAnsi"/>
-      <w:sz w:val="56"/>
-      <w:szCs w:val="56"/>
+      <w:sz w:val="28"/>
+      <w:szCs w:val="32"/>
     </w:rPr>
   </w:style>
   <w:style w:styleId="Subtitle" w:type="paragraph">
@@ -9931,9 +10246,9 @@
     </w:pPr>
     <w:rPr>
       <w:rFonts w:asciiTheme="majorHAnsi" w:cstheme="majorBidi" w:eastAsiaTheme="majorEastAsia" w:hAnsiTheme="majorHAnsi"/>
-      <w:color w:themeColor="accent1" w:themeShade="BF" w:val="0F4761"/>
-      <w:sz w:val="40"/>
-      <w:szCs w:val="40"/>
+      <w:color w:themeColor="accent1" w:themeShade="BF" w:val="417DB4"/>
+      <w:sz w:val="28"/>
+      <w:szCs w:val="28"/>
     </w:rPr>
   </w:style>
   <w:style w:styleId="Heading2" w:type="paragraph">
@@ -9954,9 +10269,9 @@
     </w:pPr>
     <w:rPr>
       <w:rFonts w:asciiTheme="majorHAnsi" w:cstheme="majorBidi" w:eastAsiaTheme="majorEastAsia" w:hAnsiTheme="majorHAnsi"/>
-      <w:color w:themeColor="accent1" w:themeShade="BF" w:val="0F4761"/>
-      <w:sz w:val="32"/>
-      <w:szCs w:val="32"/>
+      <w:color w:themeColor="accent1" w:themeShade="BF" w:val="417DB4"/>
+      <w:sz w:val="24"/>
+      <w:szCs w:val="24"/>
     </w:rPr>
   </w:style>
   <w:style w:styleId="Heading3" w:type="paragraph">
@@ -9977,9 +10292,9 @@
     </w:pPr>
     <w:rPr>
       <w:rFonts w:cstheme="majorBidi" w:eastAsiaTheme="majorEastAsia"/>
-      <w:color w:themeColor="accent1" w:themeShade="BF" w:val="0F4761"/>
-      <w:sz w:val="28"/>
-      <w:szCs w:val="28"/>
+      <w:color w:themeColor="accent1" w:themeShade="BF" w:val="417DB4"/>
+      <w:sz w:val="22"/>
+      <w:szCs w:val="22"/>
     </w:rPr>
   </w:style>
   <w:style w:styleId="Heading4" w:type="paragraph">
@@ -10002,7 +10317,7 @@
       <w:rFonts w:cstheme="majorBidi" w:eastAsiaTheme="majorEastAsia"/>
       <w:i/>
       <w:iCs/>
-      <w:color w:themeColor="accent1" w:themeShade="BF" w:val="0F4761"/>
+      <w:color w:themeColor="accent1" w:themeShade="BF" w:val="417DB4"/>
     </w:rPr>
   </w:style>
   <w:style w:styleId="Heading5" w:type="paragraph">
@@ -10023,7 +10338,7 @@
     </w:pPr>
     <w:rPr>
       <w:rFonts w:cstheme="majorBidi" w:eastAsiaTheme="majorEastAsia"/>
-      <w:color w:themeColor="accent1" w:themeShade="BF" w:val="0F4761"/>
+      <w:color w:themeColor="accent1" w:themeShade="BF" w:val="417DB4"/>
     </w:rPr>
   </w:style>
   <w:style w:styleId="Heading6" w:type="paragraph">
@@ -10122,7 +10437,7 @@
     <w:rsid w:val="00A10FD9"/>
     <w:rPr>
       <w:rFonts w:asciiTheme="majorHAnsi" w:cstheme="majorBidi" w:eastAsiaTheme="majorEastAsia" w:hAnsiTheme="majorHAnsi"/>
-      <w:color w:themeColor="accent1" w:themeShade="BF" w:val="0F4761"/>
+      <w:color w:themeColor="accent1" w:themeShade="BF" w:val="417DB4"/>
       <w:sz w:val="40"/>
       <w:szCs w:val="40"/>
     </w:rPr>
@@ -10136,8 +10451,8 @@
     <w:rsid w:val="00A10FD9"/>
     <w:rPr>
       <w:rFonts w:asciiTheme="majorHAnsi" w:cstheme="majorBidi" w:eastAsiaTheme="majorEastAsia" w:hAnsiTheme="majorHAnsi"/>
-      <w:color w:themeColor="accent1" w:themeShade="BF" w:val="0F4761"/>
-      <w:sz w:val="32"/>
+      <w:color w:themeColor="accent1" w:themeShade="BF" w:val="417DB4"/>
+      <w:sz w:val="28"/>
       <w:szCs w:val="32"/>
     </w:rPr>
   </w:style>
@@ -10150,7 +10465,7 @@
     <w:rsid w:val="00A10FD9"/>
     <w:rPr>
       <w:rFonts w:cstheme="majorBidi" w:eastAsiaTheme="majorEastAsia"/>
-      <w:color w:themeColor="accent1" w:themeShade="BF" w:val="0F4761"/>
+      <w:color w:themeColor="accent1" w:themeShade="BF" w:val="417DB4"/>
       <w:sz w:val="28"/>
       <w:szCs w:val="28"/>
     </w:rPr>
@@ -10166,7 +10481,7 @@
       <w:rFonts w:cstheme="majorBidi" w:eastAsiaTheme="majorEastAsia"/>
       <w:i/>
       <w:iCs/>
-      <w:color w:themeColor="accent1" w:themeShade="BF" w:val="0F4761"/>
+      <w:color w:themeColor="accent1" w:themeShade="BF" w:val="417DB4"/>
     </w:rPr>
   </w:style>
   <w:style w:customStyle="1" w:styleId="Heading5Char" w:type="character">
@@ -10178,7 +10493,7 @@
     <w:rsid w:val="00A10FD9"/>
     <w:rPr>
       <w:rFonts w:cstheme="majorBidi" w:eastAsiaTheme="majorEastAsia"/>
-      <w:color w:themeColor="accent1" w:themeShade="BF" w:val="0F4761"/>
+      <w:color w:themeColor="accent1" w:themeShade="BF" w:val="417DB4"/>
     </w:rPr>
   </w:style>
   <w:style w:customStyle="1" w:styleId="Heading6Char" w:type="character">
@@ -10399,6 +10714,65 @@
       <w:bCs w:val="0"/>
       <w:color w:themeColor="accent1" w:themeShade="BF" w:val="365F91"/>
     </w:rPr>
+  </w:style>
+  <w:style w:customStyle="1" w:styleId="Small" w:type="paragraph">
+    <w:name w:val="Small"/>
+    <w:basedOn w:val="Normal"/>
+    <w:qFormat/>
+    <w:pPr>
+      <w:spacing w:after="60" w:before="60"/>
+    </w:pPr>
+    <w:rPr>
+      <w:sz w:val="14"/>
+      <w:szCs w:val="14"/>
+    </w:rPr>
+  </w:style>
+  <w:style w:customStyle="1" w:styleId="Author-Name" w:type="character">
+    <w:name w:val="Author-Name"/>
+    <w:basedOn w:val="DefaultParagraphFont"/>
+    <w:rPr>
+      <w:b/>
+      <w:color w:val="417DB4"/>
+      <w:sz w:val="16"/>
+      <w:szCs w:val="16"/>
+    </w:rPr>
+  </w:style>
+  <w:style w:customStyle="1" w:styleId="Author-Bio" w:type="character">
+    <w:name w:val="Author-Bio"/>
+    <w:basedOn w:val="DefaultParagraphFont"/>
+    <w:rPr>
+      <w:sz w:val="14"/>
+      <w:szCs w:val="14"/>
+    </w:rPr>
+  </w:style>
+  <w:style w:customStyle="1" w:styleId="Keywords-Label" w:type="character">
+    <w:name w:val="Keywords-Label"/>
+    <w:basedOn w:val="DefaultParagraphFont"/>
+    <w:rPr>
+      <w:b/>
+      <w:color w:val="417DB4"/>
+    </w:rPr>
+  </w:style>
+  <w:style w:customStyle="1" w:styleId="Abstract-Title" w:type="character">
+    <w:name w:val="Abstract-Title"/>
+    <w:basedOn w:val="DefaultParagraphFont"/>
+    <w:rPr>
+      <w:b/>
+      <w:i/>
+      <w:color w:val="404040"/>
+    </w:rPr>
+  </w:style>
+  <w:style w:customStyle="1" w:styleId="Abstract" w:type="character">
+    <w:name w:val="Abstract"/>
+    <w:basedOn w:val="DefaultParagraphFont"/>
+    <w:rPr>
+      <w:sz w:val="18"/>
+      <w:szCs w:val="18"/>
+    </w:rPr>
+  </w:style>
+  <w:style w:type="character" w:customStyle="1" w:styleId="Title">
+    <w:name w:val="Title"/>
+    <w:basedOn w:val="BodyTextChar"/>
   </w:style>
   <w:style w:type="paragraph" w:customStyle="1" w:styleId="SourceCode">
     <w:name w:val="Source Code"/>
